--- a/project/documents/formaldocuments/assignment2012_2.docx
+++ b/project/documents/formaldocuments/assignment2012_2.docx
@@ -105,8 +105,13 @@
           <w:u w:val="single"/>
         </w:rPr>
       </w:pPr>
-      <w:r>
-        <w:t xml:space="preserve">WHEREAS, </w:t>
+      <w:proofErr w:type="gramStart"/>
+      <w:r>
+        <w:t>WHEREAS,</w:t>
+      </w:r>
+      <w:proofErr w:type="gramEnd"/>
+      <w:r>
+        <w:t xml:space="preserve"> </w:t>
       </w:r>
       <w:r>
         <w:t>&lt;&lt;inventorList&gt;&gt;</w:t>
@@ -320,10 +325,21 @@
         <w:rPr>
           <w:spacing w:val="-3"/>
         </w:rPr>
-        <w:t>(the "Assignee")</w:t>
-      </w:r>
-      <w:r>
-        <w:t>&lt;&lt;assigneeStateInc&gt;&gt;</w:t>
+        <w:t>(the "Assignee</w:t>
+      </w:r>
+      <w:proofErr w:type="gramStart"/>
+      <w:r>
+        <w:rPr>
+          <w:spacing w:val="-3"/>
+        </w:rPr>
+        <w:t>")</w:t>
+      </w:r>
+      <w:r>
+        <w:t>&lt;</w:t>
+      </w:r>
+      <w:proofErr w:type="gramEnd"/>
+      <w:r>
+        <w:t>&lt;assigneeStateInc&gt;&gt;</w:t>
       </w:r>
       <w:r>
         <w:rPr>
@@ -478,7 +494,14 @@
         <w:rPr>
           <w:spacing w:val="-3"/>
         </w:rPr>
-        <w:t>identified application or applications</w:t>
+        <w:t xml:space="preserve">identified application or </w:t>
+      </w:r>
+      <w:proofErr w:type="gramStart"/>
+      <w:r>
+        <w:rPr>
+          <w:spacing w:val="-3"/>
+        </w:rPr>
+        <w:t>applications</w:t>
       </w:r>
       <w:r>
         <w:rPr>
@@ -486,6 +509,7 @@
         </w:rPr>
         <w:t>;</w:t>
       </w:r>
+      <w:proofErr w:type="gramEnd"/>
       <w:r>
         <w:rPr>
           <w:spacing w:val="-3"/>
@@ -701,6 +725,7 @@
         </w:rPr>
         <w:t xml:space="preserve">such </w:t>
       </w:r>
+      <w:proofErr w:type="gramStart"/>
       <w:r>
         <w:t>Invention</w:t>
       </w:r>
@@ -710,6 +735,7 @@
         </w:rPr>
         <w:t>;</w:t>
       </w:r>
+      <w:proofErr w:type="gramEnd"/>
     </w:p>
     <w:p>
       <w:pPr>
@@ -829,7 +855,14 @@
         <w:rPr>
           <w:spacing w:val="-3"/>
         </w:rPr>
-        <w:t xml:space="preserve"> including the right to file foreign applications under the provisions of any convention or treaty</w:t>
+        <w:t xml:space="preserve"> including the right to file foreign applications under the provisions of any convention or </w:t>
+      </w:r>
+      <w:proofErr w:type="gramStart"/>
+      <w:r>
+        <w:rPr>
+          <w:spacing w:val="-3"/>
+        </w:rPr>
+        <w:t>treaty</w:t>
       </w:r>
       <w:r>
         <w:rPr>
@@ -837,6 +870,7 @@
         </w:rPr>
         <w:t>;</w:t>
       </w:r>
+      <w:proofErr w:type="gramEnd"/>
     </w:p>
     <w:p>
       <w:pPr>
@@ -922,8 +956,16 @@
         <w:rPr>
           <w:spacing w:val="-3"/>
         </w:rPr>
-        <w:t xml:space="preserve"> to the Assignee;</w:t>
-      </w:r>
+        <w:t xml:space="preserve"> to the </w:t>
+      </w:r>
+      <w:proofErr w:type="gramStart"/>
+      <w:r>
+        <w:rPr>
+          <w:spacing w:val="-3"/>
+        </w:rPr>
+        <w:t>Assignee;</w:t>
+      </w:r>
+      <w:proofErr w:type="gramEnd"/>
     </w:p>
     <w:p>
       <w:pPr>
@@ -979,8 +1021,16 @@
         <w:rPr>
           <w:spacing w:val="-3"/>
         </w:rPr>
-        <w:t>, after execution of this Assignment;</w:t>
-      </w:r>
+        <w:t xml:space="preserve">, after execution of this </w:t>
+      </w:r>
+      <w:proofErr w:type="gramStart"/>
+      <w:r>
+        <w:rPr>
+          <w:spacing w:val="-3"/>
+        </w:rPr>
+        <w:t>Assignment;</w:t>
+      </w:r>
+      <w:proofErr w:type="gramEnd"/>
     </w:p>
     <w:p>
       <w:pPr>
@@ -1038,6 +1088,7 @@
         </w:rPr>
         <w:t xml:space="preserve">, and that the full right to convey the same as herein expressed is possessed by the </w:t>
       </w:r>
+      <w:proofErr w:type="gramStart"/>
       <w:r>
         <w:rPr>
           <w:spacing w:val="-3"/>
@@ -1050,6 +1101,7 @@
         </w:rPr>
         <w:t>;</w:t>
       </w:r>
+      <w:proofErr w:type="gramEnd"/>
     </w:p>
     <w:p>
       <w:pPr>
@@ -1314,6 +1366,379 @@
         </w:rPr>
         <w:t>the date of my signature below:</w:t>
       </w:r>
+    </w:p>
+    <w:p>
+      <w:pPr>
+        <w:ind w:firstLine="720"/>
+        <w:jc w:val="both"/>
+        <w:rPr>
+          <w:spacing w:val="-3"/>
+        </w:rPr>
+      </w:pPr>
+    </w:p>
+    <w:p>
+      <w:pPr>
+        <w:ind w:firstLine="720"/>
+        <w:jc w:val="both"/>
+        <w:rPr>
+          <w:spacing w:val="-3"/>
+        </w:rPr>
+      </w:pPr>
+    </w:p>
+    <w:p>
+      <w:pPr>
+        <w:ind w:firstLine="720"/>
+        <w:jc w:val="both"/>
+        <w:rPr>
+          <w:spacing w:val="-3"/>
+        </w:rPr>
+      </w:pPr>
+    </w:p>
+    <w:p>
+      <w:pPr>
+        <w:ind w:firstLine="720"/>
+        <w:jc w:val="both"/>
+        <w:rPr>
+          <w:spacing w:val="-3"/>
+        </w:rPr>
+      </w:pPr>
+    </w:p>
+    <w:p>
+      <w:pPr>
+        <w:ind w:firstLine="720"/>
+        <w:jc w:val="both"/>
+        <w:rPr>
+          <w:spacing w:val="-3"/>
+        </w:rPr>
+      </w:pPr>
+    </w:p>
+    <w:p>
+      <w:pPr>
+        <w:ind w:firstLine="720"/>
+        <w:jc w:val="both"/>
+        <w:rPr>
+          <w:spacing w:val="-3"/>
+        </w:rPr>
+      </w:pPr>
+    </w:p>
+    <w:p>
+      <w:pPr>
+        <w:ind w:firstLine="720"/>
+        <w:jc w:val="both"/>
+        <w:rPr>
+          <w:spacing w:val="-3"/>
+        </w:rPr>
+      </w:pPr>
+    </w:p>
+    <w:p>
+      <w:pPr>
+        <w:ind w:firstLine="720"/>
+        <w:jc w:val="both"/>
+        <w:rPr>
+          <w:spacing w:val="-3"/>
+        </w:rPr>
+      </w:pPr>
+    </w:p>
+    <w:p>
+      <w:pPr>
+        <w:ind w:firstLine="720"/>
+        <w:jc w:val="both"/>
+        <w:rPr>
+          <w:spacing w:val="-3"/>
+        </w:rPr>
+      </w:pPr>
+    </w:p>
+    <w:p>
+      <w:pPr>
+        <w:ind w:firstLine="720"/>
+        <w:jc w:val="both"/>
+        <w:rPr>
+          <w:spacing w:val="-3"/>
+        </w:rPr>
+      </w:pPr>
+    </w:p>
+    <w:p>
+      <w:pPr>
+        <w:ind w:firstLine="720"/>
+        <w:jc w:val="both"/>
+        <w:rPr>
+          <w:spacing w:val="-3"/>
+        </w:rPr>
+      </w:pPr>
+    </w:p>
+    <w:tbl>
+      <w:tblPr>
+        <w:tblW w:w="0" w:type="auto"/>
+        <w:tblLook w:val="01E0" w:firstRow="1" w:lastRow="1" w:firstColumn="1" w:lastColumn="1" w:noHBand="0" w:noVBand="0"/>
+      </w:tblPr>
+      <w:tblGrid>
+        <w:gridCol w:w="8856"/>
+      </w:tblGrid>
+      <w:tr>
+        <w:trPr>
+          <w:trHeight w:val="720"/>
+        </w:trPr>
+        <w:tc>
+          <w:tcPr>
+            <w:tcW w:w="8856" w:type="dxa"/>
+            <w:hideMark/>
+          </w:tcPr>
+          <w:p>
+            <w:pPr>
+              <w:ind w:firstLine="720"/>
+              <w:jc w:val="both"/>
+              <w:rPr>
+                <w:b/>
+                <w:spacing w:val="-3"/>
+              </w:rPr>
+            </w:pPr>
+            <w:r>
+              <w:rPr>
+                <w:b/>
+                <w:spacing w:val="-3"/>
+              </w:rPr>
+              <w:lastRenderedPageBreak/>
+              <w:t>Assignor:</w:t>
+            </w:r>
+          </w:p>
+          <w:p>
+            <w:pPr>
+              <w:ind w:firstLine="720"/>
+              <w:jc w:val="both"/>
+              <w:rPr>
+                <w:spacing w:val="-3"/>
+              </w:rPr>
+            </w:pPr>
+            <w:r>
+              <w:rPr>
+                <w:spacing w:val="-3"/>
+              </w:rPr>
+              <w:t>(Signature):</w:t>
+            </w:r>
+            <w:r>
+              <w:rPr>
+                <w:b/>
+                <w:spacing w:val="-3"/>
+              </w:rPr>
+              <w:tab/>
+            </w:r>
+            <w:r>
+              <w:rPr>
+                <w:spacing w:val="-3"/>
+              </w:rPr>
+              <w:t xml:space="preserve">/                             </w:t>
+            </w:r>
+            <w:proofErr w:type="gramStart"/>
+            <w:r>
+              <w:rPr>
+                <w:spacing w:val="-3"/>
+              </w:rPr>
+              <w:t xml:space="preserve">   {</w:t>
+            </w:r>
+            <w:proofErr w:type="gramEnd"/>
+            <w:r>
+              <w:rPr>
+                <w:spacing w:val="-3"/>
+              </w:rPr>
+              <w:t xml:space="preserve">{Sig_es_:signer1:signature}}                                    /  </w:t>
+            </w:r>
+          </w:p>
+        </w:tc>
+      </w:tr>
+      <w:tr>
+        <w:tc>
+          <w:tcPr>
+            <w:tcW w:w="8856" w:type="dxa"/>
+            <w:hideMark/>
+          </w:tcPr>
+          <w:p>
+            <w:pPr>
+              <w:ind w:firstLine="720"/>
+              <w:jc w:val="both"/>
+              <w:rPr>
+                <w:spacing w:val="-3"/>
+              </w:rPr>
+            </w:pPr>
+            <w:r>
+              <w:rPr>
+                <w:spacing w:val="-3"/>
+              </w:rPr>
+              <mc:AlternateContent>
+                <mc:Choice Requires="wps">
+                  <w:drawing>
+                    <wp:anchor distT="0" distB="0" distL="114300" distR="114300" simplePos="0" relativeHeight="251659264" behindDoc="0" locked="0" layoutInCell="1" allowOverlap="1" wp14:anchorId="448E3F62" wp14:editId="04E99774">
+                      <wp:simplePos x="0" y="0"/>
+                      <wp:positionH relativeFrom="column">
+                        <wp:posOffset>887095</wp:posOffset>
+                      </wp:positionH>
+                      <wp:positionV relativeFrom="paragraph">
+                        <wp:posOffset>73025</wp:posOffset>
+                      </wp:positionV>
+                      <wp:extent cx="3373120" cy="0"/>
+                      <wp:effectExtent l="0" t="0" r="0" b="0"/>
+                      <wp:wrapNone/>
+                      <wp:docPr id="1560890282" name="Straight Arrow Connector 2"/>
+                      <wp:cNvGraphicFramePr>
+                        <a:graphicFrameLocks xmlns:a="http://schemas.openxmlformats.org/drawingml/2006/main"/>
+                      </wp:cNvGraphicFramePr>
+                      <a:graphic xmlns:a="http://schemas.openxmlformats.org/drawingml/2006/main">
+                        <a:graphicData uri="http://schemas.microsoft.com/office/word/2010/wordprocessingShape">
+                          <wps:wsp>
+                            <wps:cNvCnPr>
+                              <a:cxnSpLocks noChangeShapeType="1"/>
+                            </wps:cNvCnPr>
+                            <wps:spPr bwMode="auto">
+                              <a:xfrm>
+                                <a:off x="0" y="0"/>
+                                <a:ext cx="3373120" cy="0"/>
+                              </a:xfrm>
+                              <a:prstGeom prst="straightConnector1">
+                                <a:avLst/>
+                              </a:prstGeom>
+                              <a:noFill/>
+                              <a:ln w="9525">
+                                <a:solidFill>
+                                  <a:srgbClr val="000000"/>
+                                </a:solidFill>
+                                <a:round/>
+                                <a:headEnd/>
+                                <a:tailEnd/>
+                              </a:ln>
+                              <a:extLst>
+                                <a:ext uri="{909E8E84-426E-40DD-AFC4-6F175D3DCCD1}">
+                                  <a14:hiddenFill xmlns:a14="http://schemas.microsoft.com/office/drawing/2010/main">
+                                    <a:noFill/>
+                                  </a14:hiddenFill>
+                                </a:ext>
+                              </a:extLst>
+                            </wps:spPr>
+                            <wps:bodyPr/>
+                          </wps:wsp>
+                        </a:graphicData>
+                      </a:graphic>
+                      <wp14:sizeRelH relativeFrom="page">
+                        <wp14:pctWidth>0</wp14:pctWidth>
+                      </wp14:sizeRelH>
+                      <wp14:sizeRelV relativeFrom="page">
+                        <wp14:pctHeight>0</wp14:pctHeight>
+                      </wp14:sizeRelV>
+                    </wp:anchor>
+                  </w:drawing>
+                </mc:Choice>
+                <mc:Fallback>
+                  <w:pict>
+                    <v:shapetype w14:anchorId="1BBC2AC1" id="_x0000_t32" coordsize="21600,21600" o:spt="32" o:oned="t" path="m,l21600,21600e" filled="f">
+                      <v:path arrowok="t" fillok="f" o:connecttype="none"/>
+                      <o:lock v:ext="edit" shapetype="t"/>
+                    </v:shapetype>
+                    <v:shape id="Straight Arrow Connector 2" o:spid="_x0000_s1026" type="#_x0000_t32" style="position:absolute;margin-left:69.85pt;margin-top:5.75pt;width:265.6pt;height:0;z-index:251659264;visibility:visible;mso-wrap-style:square;mso-width-percent:0;mso-height-percent:0;mso-wrap-distance-left:9pt;mso-wrap-distance-top:0;mso-wrap-distance-right:9pt;mso-wrap-distance-bottom:0;mso-position-horizontal:absolute;mso-position-horizontal-relative:text;mso-position-vertical:absolute;mso-position-vertical-relative:text;mso-width-percent:0;mso-height-percent:0;mso-width-relative:page;mso-height-relative:page" o:gfxdata="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"/>
+                  </w:pict>
+                </mc:Fallback>
+              </mc:AlternateContent>
+            </w:r>
+          </w:p>
+          <w:p>
+            <w:pPr>
+              <w:ind w:firstLine="720"/>
+              <w:jc w:val="both"/>
+              <w:rPr>
+                <w:spacing w:val="-3"/>
+                <w:u w:val="single"/>
+              </w:rPr>
+            </w:pPr>
+            <w:r>
+              <w:rPr>
+                <w:spacing w:val="-3"/>
+              </w:rPr>
+              <w:tab/>
+            </w:r>
+            <w:r>
+              <w:rPr>
+                <w:spacing w:val="-3"/>
+              </w:rPr>
+              <w:tab/>
+              <w:t xml:space="preserve">Name:  </w:t>
+            </w:r>
+            <w:r>
+              <w:rPr>
+                <w:b/>
+                <w:spacing w:val="-3"/>
+                <w:u w:val="single"/>
+              </w:rPr>
+              <w:t>Wiley E. Coyote</w:t>
+            </w:r>
+            <w:r>
+              <w:rPr>
+                <w:spacing w:val="-3"/>
+                <w:u w:val="single"/>
+              </w:rPr>
+              <w:tab/>
+            </w:r>
+          </w:p>
+          <w:p>
+            <w:pPr>
+              <w:ind w:firstLine="720"/>
+              <w:jc w:val="both"/>
+              <w:rPr>
+                <w:b/>
+                <w:spacing w:val="-3"/>
+                <w:u w:val="single"/>
+              </w:rPr>
+            </w:pPr>
+            <w:r>
+              <w:rPr>
+                <w:spacing w:val="-3"/>
+              </w:rPr>
+              <w:t xml:space="preserve">City/State or Country:  </w:t>
+            </w:r>
+          </w:p>
+          <w:p>
+            <w:pPr>
+              <w:ind w:firstLine="720"/>
+              <w:jc w:val="both"/>
+              <w:rPr>
+                <w:spacing w:val="-3"/>
+              </w:rPr>
+            </w:pPr>
+            <w:r>
+              <w:rPr>
+                <w:spacing w:val="-3"/>
+              </w:rPr>
+              <w:t>Date:</w:t>
+            </w:r>
+            <w:r>
+              <w:rPr>
+                <w:spacing w:val="-3"/>
+              </w:rPr>
+              <w:tab/>
+              <w:t>{{Dte_es</w:t>
+            </w:r>
+            <w:proofErr w:type="gramStart"/>
+            <w:r>
+              <w:rPr>
+                <w:spacing w:val="-3"/>
+              </w:rPr>
+              <w:t>_:signer</w:t>
+            </w:r>
+            <w:proofErr w:type="gramEnd"/>
+            <w:r>
+              <w:rPr>
+                <w:spacing w:val="-3"/>
+              </w:rPr>
+              <w:t xml:space="preserve">1:date}} </w:t>
+            </w:r>
+          </w:p>
+        </w:tc>
+      </w:tr>
+    </w:tbl>
+    <w:p>
+      <w:pPr>
+        <w:ind w:firstLine="720"/>
+        <w:jc w:val="both"/>
+        <w:rPr>
+          <w:spacing w:val="-3"/>
+        </w:rPr>
+      </w:pPr>
     </w:p>
     <w:sectPr>
       <w:headerReference w:type="even" r:id="rId7"/>
@@ -2225,7 +2650,6 @@
   <w:style w:type="character" w:default="1" w:styleId="DefaultParagraphFont">
     <w:name w:val="Default Paragraph Font"/>
     <w:uiPriority w:val="1"/>
-    <w:semiHidden/>
     <w:unhideWhenUsed/>
   </w:style>
   <w:style w:type="table" w:default="1" w:styleId="TableNormal">
